--- a/statics/2.UCSD/DiversityforUCSD2.docx
+++ b/statics/2.UCSD/DiversityforUCSD2.docx
@@ -10,23 +10,13 @@
         <w:jc w:val="center"/>
         <w:outlineLvl w:val="0"/>
         <w:rPr>
-          <w:rFonts w:ascii="Times New Roman" w:eastAsia="宋体" w:hAnsi="Times New Roman" w:cs="Times New Roman" w:hint="eastAsia"/>
-          <w:spacing w:val="8"/>
-          <w:kern w:val="36"/>
-          <w:sz w:val="44"/>
-          <w:szCs w:val="54"/>
-        </w:rPr>
-      </w:pPr>
-      <w:r>
-        <w:rPr>
           <w:rFonts w:ascii="Times New Roman" w:eastAsia="宋体" w:hAnsi="Times New Roman" w:cs="Times New Roman"/>
           <w:spacing w:val="8"/>
           <w:kern w:val="36"/>
           <w:sz w:val="44"/>
           <w:szCs w:val="54"/>
         </w:rPr>
-        <w:t>Supplemental Diversity Essay</w:t>
-      </w:r>
+      </w:pPr>
       <w:r>
         <w:rPr>
           <w:rFonts w:ascii="Times New Roman" w:eastAsia="宋体" w:hAnsi="Times New Roman" w:cs="Times New Roman"/>
@@ -35,6 +25,16 @@
           <w:sz w:val="44"/>
           <w:szCs w:val="54"/>
         </w:rPr>
+        <w:t>Supplemental Diversity Essay</w:t>
+      </w:r>
+      <w:r>
+        <w:rPr>
+          <w:rFonts w:ascii="Times New Roman" w:eastAsia="宋体" w:hAnsi="Times New Roman" w:cs="Times New Roman"/>
+          <w:spacing w:val="8"/>
+          <w:kern w:val="36"/>
+          <w:sz w:val="44"/>
+          <w:szCs w:val="54"/>
+        </w:rPr>
         <w:t xml:space="preserve"> [2]</w:t>
       </w:r>
     </w:p>
@@ -119,7 +119,39 @@
           <w:sz w:val="24"/>
           <w:szCs w:val="24"/>
         </w:rPr>
-        <w:t>ere in high school. I quitted my second major on my third year because I wanted to concentrate on my study, but the mathematical thinking has helped me solving many algorithm problems in my research.</w:t>
+        <w:t>ere in high school. I quitted my second major on my third year because I w</w:t>
+      </w:r>
+      <w:r>
+        <w:rPr>
+          <w:rFonts w:ascii="Times New Roman" w:hAnsi="Times New Roman" w:cs="Times New Roman"/>
+          <w:sz w:val="24"/>
+          <w:szCs w:val="24"/>
+        </w:rPr>
+        <w:t>anted to concentrate on research</w:t>
+      </w:r>
+      <w:r>
+        <w:rPr>
+          <w:rFonts w:ascii="Times New Roman" w:hAnsi="Times New Roman" w:cs="Times New Roman"/>
+          <w:sz w:val="24"/>
+          <w:szCs w:val="24"/>
+        </w:rPr>
+        <w:t>, but the mathematical thinking has helped me</w:t>
+      </w:r>
+      <w:r>
+        <w:rPr>
+          <w:rFonts w:ascii="Times New Roman" w:hAnsi="Times New Roman" w:cs="Times New Roman"/>
+          <w:sz w:val="24"/>
+          <w:szCs w:val="24"/>
+        </w:rPr>
+        <w:t xml:space="preserve"> to solve</w:t>
+      </w:r>
+      <w:r>
+        <w:rPr>
+          <w:rFonts w:ascii="Times New Roman" w:hAnsi="Times New Roman" w:cs="Times New Roman"/>
+          <w:sz w:val="24"/>
+          <w:szCs w:val="24"/>
+        </w:rPr>
+        <w:t xml:space="preserve"> many algorithm problems in my research.</w:t>
       </w:r>
     </w:p>
     <w:p>
@@ -181,15 +213,7 @@
           <w:sz w:val="24"/>
           <w:szCs w:val="24"/>
         </w:rPr>
-        <w:t>to manage them.</w:t>
-      </w:r>
-      <w:r>
-        <w:rPr>
-          <w:rFonts w:ascii="Times New Roman" w:hAnsi="Times New Roman" w:cs="Times New Roman"/>
-          <w:sz w:val="24"/>
-          <w:szCs w:val="24"/>
-        </w:rPr>
-        <w:t xml:space="preserve"> And that is why I want to focus on programming languages and code implementation in my graduate study.</w:t>
+        <w:t>to manage them. And that is why I want to focus on programming languages and code implementation in my graduate study.</w:t>
       </w:r>
     </w:p>
     <w:p>
@@ -233,16 +257,32 @@
           <w:sz w:val="24"/>
           <w:szCs w:val="24"/>
         </w:rPr>
-        <w:t>in your study group. It will be my greatest pleasure if I could receive your admittion.</w:t>
+        <w:t>in your study group. It will be my greatest pleasur</w:t>
+      </w:r>
+      <w:r>
+        <w:rPr>
+          <w:rFonts w:ascii="Times New Roman" w:hAnsi="Times New Roman" w:cs="Times New Roman"/>
+          <w:sz w:val="24"/>
+          <w:szCs w:val="24"/>
+        </w:rPr>
+        <w:t>e if I could receive your admiss</w:t>
       </w:r>
       <w:bookmarkStart w:id="0" w:name="_GoBack"/>
       <w:bookmarkEnd w:id="0"/>
+      <w:r>
+        <w:rPr>
+          <w:rFonts w:ascii="Times New Roman" w:hAnsi="Times New Roman" w:cs="Times New Roman"/>
+          <w:sz w:val="24"/>
+          <w:szCs w:val="24"/>
+        </w:rPr>
+        <w:t>ion.</w:t>
+      </w:r>
     </w:p>
     <w:p>
       <w:pPr>
         <w:ind w:firstLine="420"/>
         <w:rPr>
-          <w:rFonts w:ascii="Times New Roman" w:hAnsi="Times New Roman" w:cs="Times New Roman" w:hint="eastAsia"/>
+          <w:rFonts w:ascii="Times New Roman" w:hAnsi="Times New Roman" w:cs="Times New Roman"/>
           <w:sz w:val="24"/>
           <w:szCs w:val="24"/>
         </w:rPr>
